--- a/원고/3부/러시아어_컨설턴트_34아크.docx
+++ b/원고/3부/러시아어_컨설턴트_34아크.docx
@@ -749,6 +749,24 @@
           <w:bCs/>
           <w:b/>
         </w:rPr>
+        <w:t xml:space="preserve">Кирилл:</w:t>
+      </w:r>
+      <w:r>
+        <w:t xml:space="preserve"> </w:t>
+      </w:r>
+      <w:r>
+        <w:t xml:space="preserve">(Помолчав) Помнишь «Воспоминание» Пушкина? «И с отвращением читая жизнь мою, / Я трепещу и проклинаю, / И горько жалуюсь, и горько слёзы лью, / Но строк печальных не смываю». Вот и мы свои строки смывать не станем, какими бы печальными они ни оказались.</w:t>
+      </w:r>
+    </w:p>
+    <w:p>
+      <w:pPr>
+        <w:pStyle w:val="BodyText"/>
+      </w:pPr>
+      <w:r>
+        <w:rPr>
+          <w:bCs/>
+          <w:b/>
+        </w:rPr>
         <w:t xml:space="preserve">Настя:</w:t>
       </w:r>
       <w:r>
@@ -1392,6 +1410,24 @@
       </w:r>
       <w:r>
         <w:t xml:space="preserve">Согласна. Хотя нужно также объяснить, что именно было вне нашего контроля. Сговор с банком — это уголовное преступление не недостаток аудита.</w:t>
+      </w:r>
+    </w:p>
+    <w:p>
+      <w:pPr>
+        <w:pStyle w:val="BodyText"/>
+      </w:pPr>
+      <w:r>
+        <w:rPr>
+          <w:bCs/>
+          <w:b/>
+        </w:rPr>
+        <w:t xml:space="preserve">Кирилл:</w:t>
+      </w:r>
+      <w:r>
+        <w:t xml:space="preserve"> </w:t>
+      </w:r>
+      <w:r>
+        <w:t xml:space="preserve">Объясним. Только без позы непогрешимых: «На всякого мудреца довольно простоты» — Островский не зря так назвал пьесу. Нас обманули умело, но три компании, зарегистрированные подряд, — это уже наш недосмотр, и мы его назовём.</w:t>
       </w:r>
     </w:p>
     <w:p>

--- a/원고/3부/러시아어_컨설턴트_34아크.docx
+++ b/원고/3부/러시아어_컨설턴트_34아크.docx
@@ -3130,6 +3130,222 @@
       </w:r>
       <w:r>
         <w:t xml:space="preserve">До завтра всем.</w:t>
+      </w:r>
+    </w:p>
+    <w:p>
+      <w:r>
+        <w:br w:type="page"/>
+      </w:r>
+    </w:p>
+    <w:p>
+      <w:pPr>
+        <w:pStyle w:val="BodyText"/>
+      </w:pPr>
+      <w:r>
+        <w:rPr>
+          <w:b/>
+          <w:bCs/>
+          <w:sz w:val="32"/>
+          <w:szCs w:val="32"/>
+        </w:rPr>
+        <w:t xml:space="preserve">📚 인용 해설 노트 — 34아크</w:t>
+      </w:r>
+    </w:p>
+    <w:p>
+      <w:pPr>
+        <w:pStyle w:val="BodyText"/>
+      </w:pPr>
+      <w:r>
+        <w:rPr/>
+        <w:t xml:space="preserve">이 화에 나온 러시아 고전 인용과 속담의 뜻, 원작 맥락, 쓰인 장면, 실제 대화에서 쓰는 요령을 정리했습니다.</w:t>
+      </w:r>
+    </w:p>
+    <w:p>
+      <w:pPr>
+        <w:pStyle w:val="BodyText"/>
+      </w:pPr>
+      <w:r>
+        <w:rPr>
+          <w:b/>
+          <w:bCs/>
+          <w:sz w:val="24"/>
+          <w:szCs w:val="24"/>
+        </w:rPr>
+        <w:t xml:space="preserve">인용 1 · «И с отвращением читая жизнь мою, / Я трепещу и проклинаю, / И горько жалуюсь, и горько слёзы лью, / Но строк печальных не смываю»</w:t>
+      </w:r>
+    </w:p>
+    <w:p>
+      <w:pPr>
+        <w:pStyle w:val="BodyText"/>
+      </w:pPr>
+      <w:r>
+        <w:rPr>
+          <w:b/>
+          <w:bCs/>
+        </w:rPr>
+        <w:t xml:space="preserve">출전: </w:t>
+      </w:r>
+      <w:r>
+        <w:rPr/>
+        <w:t xml:space="preserve">알렉산드르 푸시킨, 시 「회상」(Воспоминание, 1828)</w:t>
+      </w:r>
+    </w:p>
+    <w:p>
+      <w:pPr>
+        <w:pStyle w:val="BodyText"/>
+      </w:pPr>
+      <w:r>
+        <w:rPr>
+          <w:b/>
+          <w:bCs/>
+        </w:rPr>
+        <w:t xml:space="preserve">뜻: </w:t>
+      </w:r>
+      <w:r>
+        <w:rPr/>
+        <w:t xml:space="preserve">혐오하며 내 삶을 읽고 떨며 저주하고, 쓰라리게 한탄하고 눈물을 흘려도, 슬픈 문장들을 지우지는 않는다.</w:t>
+      </w:r>
+    </w:p>
+    <w:p>
+      <w:pPr>
+        <w:pStyle w:val="BodyText"/>
+      </w:pPr>
+      <w:r>
+        <w:rPr>
+          <w:b/>
+          <w:bCs/>
+        </w:rPr>
+        <w:t xml:space="preserve">원작·유래: </w:t>
+      </w:r>
+      <w:r>
+        <w:rPr/>
+        <w:t xml:space="preserve">잠 못 이루는 밤, 지난 삶을 되돌아보는 푸시킨의 참회시입니다. 과거의 잘못을 지우거나 미화하지 않고 그대로 받아들이는 정직함으로 유명합니다.</w:t>
+      </w:r>
+    </w:p>
+    <w:p>
+      <w:pPr>
+        <w:pStyle w:val="BodyText"/>
+      </w:pPr>
+      <w:r>
+        <w:rPr>
+          <w:b/>
+          <w:bCs/>
+        </w:rPr>
+        <w:t xml:space="preserve">이 화에서: </w:t>
+      </w:r>
+      <w:r>
+        <w:rPr/>
+        <w:t xml:space="preserve">몇 달 전 '적정 의견'을 낸 고객사에서 대형 부정이 뒤늦게 드러난 밤, 키릴이 '우리도 우리 문장을 지우지 않겠다'며 실패를 숨기지 않겠다고 다짐합니다.</w:t>
+      </w:r>
+    </w:p>
+    <w:p>
+      <w:pPr>
+        <w:pStyle w:val="BodyText"/>
+      </w:pPr>
+      <w:r>
+        <w:rPr>
+          <w:b/>
+          <w:bCs/>
+        </w:rPr>
+        <w:t xml:space="preserve">대화 활용 팁: </w:t>
+      </w:r>
+      <w:r>
+        <w:rPr/>
+        <w:t xml:space="preserve">실패를 인정하고 책임지는 태도를 이야기할 때 씁니다. 마지막 줄 «строк печальных не смываю»만 인용해도 '과거를 지우지 않는다'는 뜻이 충분히 전달됩니다.</w:t>
+      </w:r>
+    </w:p>
+    <w:p>
+      <w:pPr>
+        <w:pStyle w:val="BodyText"/>
+      </w:pPr>
+      <w:r>
+        <w:rPr>
+          <w:b/>
+          <w:bCs/>
+          <w:sz w:val="24"/>
+          <w:szCs w:val="24"/>
+        </w:rPr>
+        <w:t xml:space="preserve">인용 2 · «На всякого мудреца довольно простоты»</w:t>
+      </w:r>
+    </w:p>
+    <w:p>
+      <w:pPr>
+        <w:pStyle w:val="BodyText"/>
+      </w:pPr>
+      <w:r>
+        <w:rPr>
+          <w:b/>
+          <w:bCs/>
+        </w:rPr>
+        <w:t xml:space="preserve">출전: </w:t>
+      </w:r>
+      <w:r>
+        <w:rPr/>
+        <w:t xml:space="preserve">알렉산드르 오스트롭스키(А. Н. Островский) 희곡 제목(1868). 원래 러시아 속담</w:t>
+      </w:r>
+    </w:p>
+    <w:p>
+      <w:pPr>
+        <w:pStyle w:val="BodyText"/>
+      </w:pPr>
+      <w:r>
+        <w:rPr>
+          <w:b/>
+          <w:bCs/>
+        </w:rPr>
+        <w:t xml:space="preserve">뜻: </w:t>
+      </w:r>
+      <w:r>
+        <w:rPr/>
+        <w:t xml:space="preserve">어떤 현자에게도 허술함은 있다. 우리말 '원숭이도 나무에서 떨어진다'와 비슷합니다.</w:t>
+      </w:r>
+    </w:p>
+    <w:p>
+      <w:pPr>
+        <w:pStyle w:val="BodyText"/>
+      </w:pPr>
+      <w:r>
+        <w:rPr>
+          <w:b/>
+          <w:bCs/>
+        </w:rPr>
+        <w:t xml:space="preserve">원작·유래: </w:t>
+      </w:r>
+      <w:r>
+        <w:rPr/>
+        <w:t xml:space="preserve">오스트롭스키의 희곡은 영리한 출세주의자 글루모프가 모두를 속이다가 자기 일기장 때문에 정체가 드러나는 이야기입니다.</w:t>
+      </w:r>
+    </w:p>
+    <w:p>
+      <w:pPr>
+        <w:pStyle w:val="BodyText"/>
+      </w:pPr>
+      <w:r>
+        <w:rPr>
+          <w:b/>
+          <w:bCs/>
+        </w:rPr>
+        <w:t xml:space="preserve">이 화에서: </w:t>
+      </w:r>
+      <w:r>
+        <w:rPr/>
+        <w:t xml:space="preserve">은행과의 공모로 감사가 속았다는 사실이 확인되자, 키릴이 '교묘하게 속긴 했지만 우리의 허점도 인정하자'며 말합니다.</w:t>
+      </w:r>
+    </w:p>
+    <w:p>
+      <w:pPr>
+        <w:pStyle w:val="BodyText"/>
+      </w:pPr>
+      <w:r>
+        <w:rPr>
+          <w:b/>
+          <w:bCs/>
+        </w:rPr>
+        <w:t xml:space="preserve">대화 활용 팁: </w:t>
+      </w:r>
+      <w:r>
+        <w:rPr/>
+        <w:t xml:space="preserve">전문가나 똑똑한 사람이 실수했을 때 너그럽게, 혹은 자조적으로 씁니다. 자기 팀의 실수를 인정할 때 쓰면 품위 있게 들립니다.</w:t>
       </w:r>
     </w:p>
     <w:sectPr/>
